--- a/Word/Module 2/DOCX/Exercices/M2_03_Exercice_Document_structure.docx
+++ b/Word/Module 2/DOCX/Exercices/M2_03_Exercice_Document_structure.docx
@@ -5,137 +5,247 @@
     <w:p>
       <w:pPr>
         <w:pStyle w:val="Title"/>
+        <w:spacing w:after="160" w:before="0"/>
       </w:pPr>
       <w:r>
+        <w:rPr>
+          <w:rFonts w:ascii="Calibri" w:hAnsi="Calibri" w:eastAsia="Calibri"/>
+          <w:sz w:val="22"/>
+        </w:rPr>
         <w:t>Construire un document structuré</w:t>
       </w:r>
     </w:p>
     <w:p>
+      <w:pPr>
+        <w:spacing w:after="240" w:before="0"/>
+      </w:pPr>
       <w:r>
         <w:rPr>
+          <w:rFonts w:ascii="Calibri" w:hAnsi="Calibri" w:eastAsia="Calibri"/>
           <w:i/>
+          <w:color w:val="666666"/>
+          <w:sz w:val="22"/>
         </w:rPr>
-        <w:t>Consigne : appliquez les styles hiérarchiques aux titres, activez la numérotation automatique des titres (1, 1.1, 1.2...), insérez un sommaire automatique, puis ajoutez des en-têtes et pieds de page avec numérotation (première page différente).</w:t>
+        <w:t>Consigne : vérifiez les styles hiérarchiques sur les titres, activez la liste à plusieurs niveaux liée aux titres (1, 1.1, 1.2), créez une liste hiérarchisée dans une sous-partie, insérez un sommaire automatique, ajoutez en-tête (titre) et pied de page (numéro) avec première page différente, puis ajoutez une sous-partie et mettez le sommaire à jour (F9).</w:t>
       </w:r>
     </w:p>
     <w:p>
       <w:pPr>
         <w:pStyle w:val="Heading1"/>
+        <w:spacing w:after="160" w:before="0"/>
       </w:pPr>
       <w:r>
+        <w:rPr>
+          <w:rFonts w:ascii="Calibri" w:hAnsi="Calibri" w:eastAsia="Calibri"/>
+          <w:sz w:val="22"/>
+        </w:rPr>
         <w:t>Présentation du service</w:t>
       </w:r>
     </w:p>
     <w:p>
       <w:pPr>
         <w:pStyle w:val="Heading2"/>
+        <w:spacing w:after="160" w:before="0"/>
       </w:pPr>
       <w:r>
+        <w:rPr>
+          <w:rFonts w:ascii="Calibri" w:hAnsi="Calibri" w:eastAsia="Calibri"/>
+          <w:sz w:val="22"/>
+        </w:rPr>
         <w:t>Missions</w:t>
       </w:r>
     </w:p>
     <w:p>
+      <w:pPr>
+        <w:spacing w:after="160" w:before="0"/>
+      </w:pPr>
       <w:r>
+        <w:rPr>
+          <w:rFonts w:ascii="Calibri" w:hAnsi="Calibri" w:eastAsia="Calibri"/>
+          <w:sz w:val="22"/>
+        </w:rPr>
         <w:t>Texte d'exemple à compléter pour cette sous-partie.</w:t>
       </w:r>
     </w:p>
     <w:p>
       <w:pPr>
         <w:pStyle w:val="Heading2"/>
+        <w:spacing w:after="160" w:before="0"/>
       </w:pPr>
       <w:r>
+        <w:rPr>
+          <w:rFonts w:ascii="Calibri" w:hAnsi="Calibri" w:eastAsia="Calibri"/>
+          <w:sz w:val="22"/>
+        </w:rPr>
         <w:t>Organisation</w:t>
       </w:r>
     </w:p>
     <w:p>
+      <w:pPr>
+        <w:spacing w:after="160" w:before="0"/>
+      </w:pPr>
       <w:r>
+        <w:rPr>
+          <w:rFonts w:ascii="Calibri" w:hAnsi="Calibri" w:eastAsia="Calibri"/>
+          <w:sz w:val="22"/>
+        </w:rPr>
         <w:t>Texte d'exemple à compléter pour cette sous-partie.</w:t>
       </w:r>
     </w:p>
     <w:p>
       <w:pPr>
         <w:pStyle w:val="Heading1"/>
+        <w:spacing w:after="160" w:before="0"/>
       </w:pPr>
       <w:r>
+        <w:rPr>
+          <w:rFonts w:ascii="Calibri" w:hAnsi="Calibri" w:eastAsia="Calibri"/>
+          <w:sz w:val="22"/>
+        </w:rPr>
         <w:t>Procédures internes</w:t>
       </w:r>
     </w:p>
     <w:p>
       <w:pPr>
         <w:pStyle w:val="Heading2"/>
+        <w:spacing w:after="160" w:before="0"/>
       </w:pPr>
       <w:r>
+        <w:rPr>
+          <w:rFonts w:ascii="Calibri" w:hAnsi="Calibri" w:eastAsia="Calibri"/>
+          <w:sz w:val="22"/>
+        </w:rPr>
         <w:t>Accueil d'un collaborateur</w:t>
       </w:r>
     </w:p>
     <w:p>
+      <w:pPr>
+        <w:spacing w:after="160" w:before="0"/>
+      </w:pPr>
       <w:r>
+        <w:rPr>
+          <w:rFonts w:ascii="Calibri" w:hAnsi="Calibri" w:eastAsia="Calibri"/>
+          <w:sz w:val="22"/>
+        </w:rPr>
         <w:t>Texte d'exemple à compléter pour cette sous-partie.</w:t>
       </w:r>
     </w:p>
     <w:p>
       <w:pPr>
         <w:pStyle w:val="Heading2"/>
+        <w:spacing w:after="160" w:before="0"/>
       </w:pPr>
       <w:r>
+        <w:rPr>
+          <w:rFonts w:ascii="Calibri" w:hAnsi="Calibri" w:eastAsia="Calibri"/>
+          <w:sz w:val="22"/>
+        </w:rPr>
         <w:t>Gestion des accès</w:t>
       </w:r>
     </w:p>
     <w:p>
+      <w:pPr>
+        <w:spacing w:after="160" w:before="0"/>
+      </w:pPr>
       <w:r>
+        <w:rPr>
+          <w:rFonts w:ascii="Calibri" w:hAnsi="Calibri" w:eastAsia="Calibri"/>
+          <w:sz w:val="22"/>
+        </w:rPr>
         <w:t>Texte d'exemple à compléter pour cette sous-partie.</w:t>
       </w:r>
     </w:p>
     <w:p>
       <w:pPr>
         <w:pStyle w:val="Heading2"/>
+        <w:spacing w:after="160" w:before="0"/>
       </w:pPr>
       <w:r>
+        <w:rPr>
+          <w:rFonts w:ascii="Calibri" w:hAnsi="Calibri" w:eastAsia="Calibri"/>
+          <w:sz w:val="22"/>
+        </w:rPr>
         <w:t>Suivi des demandes</w:t>
       </w:r>
     </w:p>
     <w:p>
+      <w:pPr>
+        <w:spacing w:after="160" w:before="0"/>
+      </w:pPr>
       <w:r>
+        <w:rPr>
+          <w:rFonts w:ascii="Calibri" w:hAnsi="Calibri" w:eastAsia="Calibri"/>
+          <w:sz w:val="22"/>
+        </w:rPr>
         <w:t>Texte d'exemple à compléter pour cette sous-partie.</w:t>
       </w:r>
     </w:p>
     <w:p>
       <w:pPr>
         <w:pStyle w:val="Heading1"/>
+        <w:spacing w:after="160" w:before="0"/>
       </w:pPr>
       <w:r>
+        <w:rPr>
+          <w:rFonts w:ascii="Calibri" w:hAnsi="Calibri" w:eastAsia="Calibri"/>
+          <w:sz w:val="22"/>
+        </w:rPr>
         <w:t>Annexes</w:t>
       </w:r>
     </w:p>
     <w:p>
       <w:pPr>
         <w:pStyle w:val="Heading2"/>
+        <w:spacing w:after="160" w:before="0"/>
       </w:pPr>
       <w:r>
+        <w:rPr>
+          <w:rFonts w:ascii="Calibri" w:hAnsi="Calibri" w:eastAsia="Calibri"/>
+          <w:sz w:val="22"/>
+        </w:rPr>
         <w:t>Contacts utiles</w:t>
       </w:r>
     </w:p>
     <w:p>
+      <w:pPr>
+        <w:spacing w:after="160" w:before="0"/>
+      </w:pPr>
       <w:r>
+        <w:rPr>
+          <w:rFonts w:ascii="Calibri" w:hAnsi="Calibri" w:eastAsia="Calibri"/>
+          <w:sz w:val="22"/>
+        </w:rPr>
         <w:t>Texte d'exemple à compléter pour cette sous-partie.</w:t>
       </w:r>
     </w:p>
     <w:p>
       <w:pPr>
         <w:pStyle w:val="Heading2"/>
+        <w:spacing w:after="160" w:before="0"/>
       </w:pPr>
       <w:r>
+        <w:rPr>
+          <w:rFonts w:ascii="Calibri" w:hAnsi="Calibri" w:eastAsia="Calibri"/>
+          <w:sz w:val="22"/>
+        </w:rPr>
         <w:t>Documents de référence</w:t>
       </w:r>
     </w:p>
     <w:p>
+      <w:pPr>
+        <w:spacing w:after="160" w:before="0"/>
+      </w:pPr>
       <w:r>
+        <w:rPr>
+          <w:rFonts w:ascii="Calibri" w:hAnsi="Calibri" w:eastAsia="Calibri"/>
+          <w:sz w:val="22"/>
+        </w:rPr>
         <w:t>Texte d'exemple à compléter pour cette sous-partie.</w:t>
       </w:r>
     </w:p>
     <w:sectPr>
-      <w:pgSz w:w="12240" w:h="15840"/>
-      <w:pgMar w:top="1440" w:right="1800" w:bottom="1440" w:left="1800" w:header="720" w:footer="720" w:gutter="0"/>
+      <w:pgSz w:w="11906" w:h="16838"/>
+      <w:pgMar w:top="1134" w:right="1417" w:bottom="1134" w:left="1417" w:header="720" w:footer="720" w:gutter="0"/>
       <w:cols w:space="720"/>
       <w:docGrid w:linePitch="360"/>
     </w:sectPr>
